--- a/docker17/Actividad Docker Despliegue con Laravel.docx
+++ b/docker17/Actividad Docker Despliegue con Laravel.docx
@@ -445,7 +445,7 @@
                     <pic:cNvPicPr/>
                   </pic:nvPicPr>
                   <pic:blipFill>
-                    <a:blip r:embed="rId5"/>
+                    <a:blip r:embed="rId8"/>
                     <a:stretch>
                       <a:fillRect/>
                     </a:stretch>
@@ -484,7 +484,7 @@
       <w:r>
         <w:t xml:space="preserve">Una vez completado se debe accederse a la URL </w:t>
       </w:r>
-      <w:hyperlink r:id="rId6" w:history="1">
+      <w:hyperlink r:id="rId9" w:history="1">
         <w:r>
           <w:rPr>
             <w:rStyle w:val="Hipervnculo"/>
@@ -495,6 +495,416 @@
       <w:r>
         <w:t xml:space="preserve"> para mostrar la pagina de inicio de la aplicación</w:t>
       </w:r>
+    </w:p>
+    <w:p>
+      <w:pPr>
+        <w:pStyle w:val="Prrafodelista"/>
+        <w:ind w:left="1080"/>
+      </w:pPr>
+    </w:p>
+    <w:p>
+      <w:pPr>
+        <w:pStyle w:val="Prrafodelista"/>
+        <w:ind w:left="1080"/>
+      </w:pPr>
+    </w:p>
+    <w:p>
+      <w:pPr>
+        <w:pStyle w:val="Prrafodelista"/>
+        <w:ind w:left="1080"/>
+      </w:pPr>
+    </w:p>
+    <w:p>
+      <w:pPr>
+        <w:pStyle w:val="Prrafodelista"/>
+        <w:ind w:left="1080"/>
+      </w:pPr>
+      <w:r>
+        <w:lastRenderedPageBreak/>
+        <w:t>1.- Estructura:</w:t>
+      </w:r>
+    </w:p>
+    <w:p>
+      <w:pPr>
+        <w:pStyle w:val="Prrafodelista"/>
+        <w:ind w:left="1080"/>
+      </w:pPr>
+      <w:r>
+        <w:drawing>
+          <wp:inline distT="0" distB="0" distL="0" distR="0" wp14:anchorId="48E0E6F3" wp14:editId="3ABD3727">
+            <wp:extent cx="3543300" cy="8206740"/>
+            <wp:effectExtent l="0" t="0" r="0" b="3810"/>
+            <wp:docPr id="2021408040" name="Imagen 2" descr="Texto&#10;&#10;El contenido generado por IA puede ser incorrecto."/>
+            <wp:cNvGraphicFramePr>
+              <a:graphicFrameLocks xmlns:a="http://schemas.openxmlformats.org/drawingml/2006/main" noChangeAspect="1"/>
+            </wp:cNvGraphicFramePr>
+            <a:graphic xmlns:a="http://schemas.openxmlformats.org/drawingml/2006/main">
+              <a:graphicData uri="http://schemas.openxmlformats.org/drawingml/2006/picture">
+                <pic:pic xmlns:pic="http://schemas.openxmlformats.org/drawingml/2006/picture">
+                  <pic:nvPicPr>
+                    <pic:cNvPr id="2021408040" name="Imagen 2" descr="Texto&#10;&#10;El contenido generado por IA puede ser incorrecto."/>
+                    <pic:cNvPicPr>
+                      <a:picLocks noChangeAspect="1" noChangeArrowheads="1"/>
+                    </pic:cNvPicPr>
+                  </pic:nvPicPr>
+                  <pic:blipFill>
+                    <a:blip r:embed="rId10">
+                      <a:extLst>
+                        <a:ext uri="{28A0092B-C50C-407E-A947-70E740481C1C}">
+                          <a14:useLocalDpi xmlns:a14="http://schemas.microsoft.com/office/drawing/2010/main" val="0"/>
+                        </a:ext>
+                      </a:extLst>
+                    </a:blip>
+                    <a:srcRect/>
+                    <a:stretch>
+                      <a:fillRect/>
+                    </a:stretch>
+                  </pic:blipFill>
+                  <pic:spPr bwMode="auto">
+                    <a:xfrm>
+                      <a:off x="0" y="0"/>
+                      <a:ext cx="3543300" cy="8206740"/>
+                    </a:xfrm>
+                    <a:prstGeom prst="rect">
+                      <a:avLst/>
+                    </a:prstGeom>
+                    <a:noFill/>
+                    <a:ln>
+                      <a:noFill/>
+                    </a:ln>
+                  </pic:spPr>
+                </pic:pic>
+              </a:graphicData>
+            </a:graphic>
+          </wp:inline>
+        </w:drawing>
+      </w:r>
+    </w:p>
+    <w:p>
+      <w:pPr>
+        <w:pStyle w:val="Prrafodelista"/>
+        <w:ind w:left="1080"/>
+      </w:pPr>
+    </w:p>
+    <w:p>
+      <w:pPr>
+        <w:pStyle w:val="Prrafodelista"/>
+        <w:ind w:left="1080"/>
+      </w:pPr>
+    </w:p>
+    <w:p>
+      <w:pPr>
+        <w:pStyle w:val="Prrafodelista"/>
+        <w:ind w:left="1080"/>
+      </w:pPr>
+      <w:r>
+        <w:lastRenderedPageBreak/>
+        <w:t xml:space="preserve">2.- </w:t>
+      </w:r>
+      <w:proofErr w:type="spellStart"/>
+      <w:r>
+        <w:t>Dockerfile</w:t>
+      </w:r>
+      <w:proofErr w:type="spellEnd"/>
+      <w:r>
+        <w:t>:</w:t>
+      </w:r>
+    </w:p>
+    <w:p>
+      <w:pPr>
+        <w:pStyle w:val="Prrafodelista"/>
+        <w:ind w:left="1080"/>
+      </w:pPr>
+      <w:r>
+        <w:drawing>
+          <wp:inline distT="0" distB="0" distL="0" distR="0" wp14:anchorId="10E73661" wp14:editId="6E828A97">
+            <wp:extent cx="5400040" cy="3169920"/>
+            <wp:effectExtent l="0" t="0" r="0" b="0"/>
+            <wp:docPr id="1156758595" name="Imagen 4" descr="Texto&#10;&#10;El contenido generado por IA puede ser incorrecto."/>
+            <wp:cNvGraphicFramePr>
+              <a:graphicFrameLocks xmlns:a="http://schemas.openxmlformats.org/drawingml/2006/main" noChangeAspect="1"/>
+            </wp:cNvGraphicFramePr>
+            <a:graphic xmlns:a="http://schemas.openxmlformats.org/drawingml/2006/main">
+              <a:graphicData uri="http://schemas.openxmlformats.org/drawingml/2006/picture">
+                <pic:pic xmlns:pic="http://schemas.openxmlformats.org/drawingml/2006/picture">
+                  <pic:nvPicPr>
+                    <pic:cNvPr id="1156758595" name="Imagen 4" descr="Texto&#10;&#10;El contenido generado por IA puede ser incorrecto."/>
+                    <pic:cNvPicPr>
+                      <a:picLocks noChangeAspect="1" noChangeArrowheads="1"/>
+                    </pic:cNvPicPr>
+                  </pic:nvPicPr>
+                  <pic:blipFill>
+                    <a:blip r:embed="rId11" cstate="print">
+                      <a:extLst>
+                        <a:ext uri="{28A0092B-C50C-407E-A947-70E740481C1C}">
+                          <a14:useLocalDpi xmlns:a14="http://schemas.microsoft.com/office/drawing/2010/main" val="0"/>
+                        </a:ext>
+                      </a:extLst>
+                    </a:blip>
+                    <a:srcRect/>
+                    <a:stretch>
+                      <a:fillRect/>
+                    </a:stretch>
+                  </pic:blipFill>
+                  <pic:spPr bwMode="auto">
+                    <a:xfrm>
+                      <a:off x="0" y="0"/>
+                      <a:ext cx="5400040" cy="3169920"/>
+                    </a:xfrm>
+                    <a:prstGeom prst="rect">
+                      <a:avLst/>
+                    </a:prstGeom>
+                    <a:noFill/>
+                    <a:ln>
+                      <a:noFill/>
+                    </a:ln>
+                  </pic:spPr>
+                </pic:pic>
+              </a:graphicData>
+            </a:graphic>
+          </wp:inline>
+        </w:drawing>
+      </w:r>
+    </w:p>
+    <w:p>
+      <w:pPr>
+        <w:pStyle w:val="Prrafodelista"/>
+        <w:ind w:left="1080"/>
+      </w:pPr>
+    </w:p>
+    <w:p>
+      <w:pPr>
+        <w:pStyle w:val="Prrafodelista"/>
+        <w:ind w:left="1080"/>
+      </w:pPr>
+    </w:p>
+    <w:p>
+      <w:pPr>
+        <w:pStyle w:val="Prrafodelista"/>
+        <w:ind w:left="1080"/>
+      </w:pPr>
+      <w:r>
+        <w:t xml:space="preserve">3.- </w:t>
+      </w:r>
+      <w:proofErr w:type="spellStart"/>
+      <w:r>
+        <w:t>docker-compose.yml</w:t>
+      </w:r>
+      <w:proofErr w:type="spellEnd"/>
+      <w:r>
+        <w:t>:</w:t>
+      </w:r>
+      <w:r>
+        <w:br/>
+      </w:r>
+      <w:r>
+        <w:drawing>
+          <wp:inline distT="0" distB="0" distL="0" distR="0" wp14:anchorId="390BFB3A" wp14:editId="01D617DE">
+            <wp:extent cx="5400040" cy="3401695"/>
+            <wp:effectExtent l="0" t="0" r="0" b="8255"/>
+            <wp:docPr id="15786023" name="Imagen 6" descr="Interfaz de usuario gráfica, Texto&#10;&#10;El contenido generado por IA puede ser incorrecto."/>
+            <wp:cNvGraphicFramePr>
+              <a:graphicFrameLocks xmlns:a="http://schemas.openxmlformats.org/drawingml/2006/main" noChangeAspect="1"/>
+            </wp:cNvGraphicFramePr>
+            <a:graphic xmlns:a="http://schemas.openxmlformats.org/drawingml/2006/main">
+              <a:graphicData uri="http://schemas.openxmlformats.org/drawingml/2006/picture">
+                <pic:pic xmlns:pic="http://schemas.openxmlformats.org/drawingml/2006/picture">
+                  <pic:nvPicPr>
+                    <pic:cNvPr id="15786023" name="Imagen 6" descr="Interfaz de usuario gráfica, Texto&#10;&#10;El contenido generado por IA puede ser incorrecto."/>
+                    <pic:cNvPicPr>
+                      <a:picLocks noChangeAspect="1" noChangeArrowheads="1"/>
+                    </pic:cNvPicPr>
+                  </pic:nvPicPr>
+                  <pic:blipFill>
+                    <a:blip r:embed="rId12">
+                      <a:extLst>
+                        <a:ext uri="{28A0092B-C50C-407E-A947-70E740481C1C}">
+                          <a14:useLocalDpi xmlns:a14="http://schemas.microsoft.com/office/drawing/2010/main" val="0"/>
+                        </a:ext>
+                      </a:extLst>
+                    </a:blip>
+                    <a:srcRect/>
+                    <a:stretch>
+                      <a:fillRect/>
+                    </a:stretch>
+                  </pic:blipFill>
+                  <pic:spPr bwMode="auto">
+                    <a:xfrm>
+                      <a:off x="0" y="0"/>
+                      <a:ext cx="5400040" cy="3401695"/>
+                    </a:xfrm>
+                    <a:prstGeom prst="rect">
+                      <a:avLst/>
+                    </a:prstGeom>
+                    <a:noFill/>
+                    <a:ln>
+                      <a:noFill/>
+                    </a:ln>
+                  </pic:spPr>
+                </pic:pic>
+              </a:graphicData>
+            </a:graphic>
+          </wp:inline>
+        </w:drawing>
+      </w:r>
+    </w:p>
+    <w:p>
+      <w:pPr>
+        <w:pStyle w:val="Prrafodelista"/>
+        <w:ind w:left="1080"/>
+      </w:pPr>
+    </w:p>
+    <w:p>
+      <w:pPr>
+        <w:pStyle w:val="Prrafodelista"/>
+        <w:ind w:left="1080"/>
+      </w:pPr>
+      <w:r>
+        <w:t xml:space="preserve">Yo le metí también un </w:t>
+      </w:r>
+      <w:proofErr w:type="spellStart"/>
+      <w:r>
+        <w:t>php</w:t>
+      </w:r>
+      <w:proofErr w:type="spellEnd"/>
+      <w:r>
+        <w:t xml:space="preserve"> </w:t>
+      </w:r>
+      <w:proofErr w:type="spellStart"/>
+      <w:r>
+        <w:t>my</w:t>
+      </w:r>
+      <w:proofErr w:type="spellEnd"/>
+      <w:r>
+        <w:t xml:space="preserve"> </w:t>
+      </w:r>
+      <w:proofErr w:type="spellStart"/>
+      <w:r>
+        <w:t>admin</w:t>
+      </w:r>
+      <w:proofErr w:type="spellEnd"/>
+      <w:r>
+        <w:t xml:space="preserve"> para comprobar que se cargaban los datos.</w:t>
+      </w:r>
+    </w:p>
+    <w:p>
+      <w:pPr>
+        <w:pStyle w:val="Prrafodelista"/>
+        <w:ind w:left="1080"/>
+      </w:pPr>
+    </w:p>
+    <w:p>
+      <w:pPr>
+        <w:pStyle w:val="Prrafodelista"/>
+        <w:ind w:left="1080"/>
+      </w:pPr>
+    </w:p>
+    <w:p>
+      <w:pPr>
+        <w:pStyle w:val="Prrafodelista"/>
+        <w:ind w:left="1080"/>
+      </w:pPr>
+    </w:p>
+    <w:p>
+      <w:pPr>
+        <w:pStyle w:val="Prrafodelista"/>
+        <w:ind w:left="1080"/>
+      </w:pPr>
+    </w:p>
+    <w:p>
+      <w:pPr>
+        <w:pStyle w:val="Prrafodelista"/>
+        <w:ind w:left="1080"/>
+      </w:pPr>
+    </w:p>
+    <w:p>
+      <w:pPr>
+        <w:pStyle w:val="Prrafodelista"/>
+        <w:ind w:left="1080"/>
+      </w:pPr>
+    </w:p>
+    <w:p>
+      <w:pPr>
+        <w:pStyle w:val="Prrafodelista"/>
+        <w:ind w:left="1080"/>
+      </w:pPr>
+    </w:p>
+    <w:p>
+      <w:pPr>
+        <w:pStyle w:val="Prrafodelista"/>
+        <w:ind w:left="1080"/>
+      </w:pPr>
+    </w:p>
+    <w:p>
+      <w:pPr>
+        <w:pStyle w:val="Prrafodelista"/>
+        <w:ind w:left="1080"/>
+      </w:pPr>
+      <w:r>
+        <w:t>4.- Resultado:</w:t>
+      </w:r>
+    </w:p>
+    <w:p>
+      <w:pPr>
+        <w:pStyle w:val="Prrafodelista"/>
+        <w:ind w:left="1080"/>
+      </w:pPr>
+      <w:r>
+        <w:drawing>
+          <wp:inline distT="0" distB="0" distL="0" distR="0" wp14:anchorId="077DDEBF" wp14:editId="6F857912">
+            <wp:extent cx="5400040" cy="2866390"/>
+            <wp:effectExtent l="0" t="0" r="0" b="0"/>
+            <wp:docPr id="668211940" name="Imagen 8" descr="Interfaz de usuario gráfica, Texto, Aplicación&#10;&#10;El contenido generado por IA puede ser incorrecto."/>
+            <wp:cNvGraphicFramePr>
+              <a:graphicFrameLocks xmlns:a="http://schemas.openxmlformats.org/drawingml/2006/main" noChangeAspect="1"/>
+            </wp:cNvGraphicFramePr>
+            <a:graphic xmlns:a="http://schemas.openxmlformats.org/drawingml/2006/main">
+              <a:graphicData uri="http://schemas.openxmlformats.org/drawingml/2006/picture">
+                <pic:pic xmlns:pic="http://schemas.openxmlformats.org/drawingml/2006/picture">
+                  <pic:nvPicPr>
+                    <pic:cNvPr id="668211940" name="Imagen 8" descr="Interfaz de usuario gráfica, Texto, Aplicación&#10;&#10;El contenido generado por IA puede ser incorrecto."/>
+                    <pic:cNvPicPr>
+                      <a:picLocks noChangeAspect="1" noChangeArrowheads="1"/>
+                    </pic:cNvPicPr>
+                  </pic:nvPicPr>
+                  <pic:blipFill>
+                    <a:blip r:embed="rId13" cstate="print">
+                      <a:extLst>
+                        <a:ext uri="{28A0092B-C50C-407E-A947-70E740481C1C}">
+                          <a14:useLocalDpi xmlns:a14="http://schemas.microsoft.com/office/drawing/2010/main" val="0"/>
+                        </a:ext>
+                      </a:extLst>
+                    </a:blip>
+                    <a:srcRect/>
+                    <a:stretch>
+                      <a:fillRect/>
+                    </a:stretch>
+                  </pic:blipFill>
+                  <pic:spPr bwMode="auto">
+                    <a:xfrm>
+                      <a:off x="0" y="0"/>
+                      <a:ext cx="5400040" cy="2866390"/>
+                    </a:xfrm>
+                    <a:prstGeom prst="rect">
+                      <a:avLst/>
+                    </a:prstGeom>
+                    <a:noFill/>
+                    <a:ln>
+                      <a:noFill/>
+                    </a:ln>
+                  </pic:spPr>
+                </pic:pic>
+              </a:graphicData>
+            </a:graphic>
+          </wp:inline>
+        </w:drawing>
+      </w:r>
+    </w:p>
+    <w:p>
+      <w:pPr>
+        <w:pStyle w:val="Prrafodelista"/>
+        <w:ind w:left="1080"/>
+      </w:pPr>
     </w:p>
     <w:sectPr>
       <w:pgSz w:w="11906" w:h="16838"/>
@@ -1298,7 +1708,6 @@
   <w:style w:type="character" w:default="1" w:styleId="Fuentedeprrafopredeter">
     <w:name w:val="Default Paragraph Font"/>
     <w:uiPriority w:val="1"/>
-    <w:semiHidden/>
     <w:unhideWhenUsed/>
   </w:style>
   <w:style w:type="table" w:default="1" w:styleId="Tablanormal">
@@ -1633,6 +2042,19 @@
     <w:rPr>
       <w:color w:val="605E5C"/>
       <w:shd w:val="clear" w:color="auto" w:fill="E1DFDD"/>
+    </w:rPr>
+  </w:style>
+  <w:style w:type="paragraph" w:styleId="NormalWeb">
+    <w:name w:val="Normal (Web)"/>
+    <w:basedOn w:val="Normal"/>
+    <w:uiPriority w:val="99"/>
+    <w:semiHidden/>
+    <w:unhideWhenUsed/>
+    <w:rsid w:val="00502F44"/>
+    <w:rPr>
+      <w:rFonts w:ascii="Times New Roman" w:hAnsi="Times New Roman" w:cs="Times New Roman"/>
+      <w:sz w:val="24"/>
+      <w:szCs w:val="24"/>
     </w:rPr>
   </w:style>
 </w:styles>
@@ -2129,15 +2551,6 @@
 </file>
 
 <file path=customXml/item2.xml><?xml version="1.0" encoding="utf-8"?>
-<?mso-contentType ?>
-<FormTemplates xmlns="http://schemas.microsoft.com/sharepoint/v3/contenttype/forms">
-  <Display>DocumentLibraryForm</Display>
-  <Edit>DocumentLibraryForm</Edit>
-  <New>DocumentLibraryForm</New>
-</FormTemplates>
-</file>
-
-<file path=customXml/item3.xml><?xml version="1.0" encoding="utf-8"?>
 <p:properties xmlns:p="http://schemas.microsoft.com/office/2006/metadata/properties" xmlns:xsi="http://www.w3.org/2001/XMLSchema-instance" xmlns:pc="http://schemas.microsoft.com/office/infopath/2007/PartnerControls">
   <documentManagement>
     <ReferenceId xmlns="75384f4d-dc0b-42e0-b6b2-cf24440aaa0e" xsi:nil="true"/>
@@ -2149,14 +2562,49 @@
 </p:properties>
 </file>
 
+<file path=customXml/item3.xml><?xml version="1.0" encoding="utf-8"?>
+<?mso-contentType ?>
+<FormTemplates xmlns="http://schemas.microsoft.com/sharepoint/v3/contenttype/forms">
+  <Display>DocumentLibraryForm</Display>
+  <Edit>DocumentLibraryForm</Edit>
+  <New>DocumentLibraryForm</New>
+</FormTemplates>
+</file>
+
 <file path=customXml/itemProps1.xml><?xml version="1.0" encoding="utf-8"?>
-<ds:datastoreItem xmlns:ds="http://schemas.openxmlformats.org/officeDocument/2006/customXml" ds:itemID="{91CA528A-BAA0-4917-9CBB-2FE98973429E}"/>
+<ds:datastoreItem xmlns:ds="http://schemas.openxmlformats.org/officeDocument/2006/customXml" ds:itemID="{91CA528A-BAA0-4917-9CBB-2FE98973429E}">
+  <ds:schemaRefs>
+    <ds:schemaRef ds:uri="http://schemas.microsoft.com/office/2006/metadata/contentType"/>
+    <ds:schemaRef ds:uri="http://schemas.microsoft.com/office/2006/metadata/properties/metaAttributes"/>
+    <ds:schemaRef ds:uri="http://www.w3.org/2001/XMLSchema"/>
+    <ds:schemaRef ds:uri="http://schemas.microsoft.com/office/2006/metadata/properties"/>
+    <ds:schemaRef ds:uri="75384f4d-dc0b-42e0-b6b2-cf24440aaa0e"/>
+    <ds:schemaRef ds:uri="92c860da-fb66-46be-8d5e-3926609292b9"/>
+    <ds:schemaRef ds:uri="http://schemas.microsoft.com/office/2006/documentManagement/types"/>
+    <ds:schemaRef ds:uri="http://schemas.microsoft.com/office/infopath/2007/PartnerControls"/>
+    <ds:schemaRef ds:uri="http://schemas.openxmlformats.org/package/2006/metadata/core-properties"/>
+    <ds:schemaRef ds:uri="http://purl.org/dc/elements/1.1/"/>
+    <ds:schemaRef ds:uri="http://purl.org/dc/terms/"/>
+    <ds:schemaRef ds:uri="http://schemas.microsoft.com/internal/obd"/>
+  </ds:schemaRefs>
+</ds:datastoreItem>
 </file>
 
 <file path=customXml/itemProps2.xml><?xml version="1.0" encoding="utf-8"?>
-<ds:datastoreItem xmlns:ds="http://schemas.openxmlformats.org/officeDocument/2006/customXml" ds:itemID="{6447883A-C12D-4FAD-A432-70885E90B8FE}"/>
+<ds:datastoreItem xmlns:ds="http://schemas.openxmlformats.org/officeDocument/2006/customXml" ds:itemID="{041C472F-A64C-4EBA-BA24-5B15F92E03D6}">
+  <ds:schemaRefs>
+    <ds:schemaRef ds:uri="http://schemas.microsoft.com/office/2006/metadata/properties"/>
+    <ds:schemaRef ds:uri="http://schemas.microsoft.com/office/infopath/2007/PartnerControls"/>
+    <ds:schemaRef ds:uri="75384f4d-dc0b-42e0-b6b2-cf24440aaa0e"/>
+    <ds:schemaRef ds:uri="92c860da-fb66-46be-8d5e-3926609292b9"/>
+  </ds:schemaRefs>
+</ds:datastoreItem>
 </file>
 
 <file path=customXml/itemProps3.xml><?xml version="1.0" encoding="utf-8"?>
-<ds:datastoreItem xmlns:ds="http://schemas.openxmlformats.org/officeDocument/2006/customXml" ds:itemID="{041C472F-A64C-4EBA-BA24-5B15F92E03D6}"/>
+<ds:datastoreItem xmlns:ds="http://schemas.openxmlformats.org/officeDocument/2006/customXml" ds:itemID="{6447883A-C12D-4FAD-A432-70885E90B8FE}">
+  <ds:schemaRefs>
+    <ds:schemaRef ds:uri="http://schemas.microsoft.com/sharepoint/v3/contenttype/forms"/>
+  </ds:schemaRefs>
+</ds:datastoreItem>
 </file>